--- a/testakten/selbstvertreter-sozialgericht-heizkosten-eilantrag/04_eilantrag_sozialgericht_roh.docx
+++ b/testakten/selbstvertreter-sozialgericht-heizkosten-eilantrag/04_eilantrag_sozialgericht_roh.docx
@@ -184,7 +184,7 @@
         <w:jc w:val="left"/>
       </w:pPr>
       <w:r>
-        <w:t>Das Jobcenter hat die Heizkosten nicht übernommen. Das ist aus meiner Sicht falsch. Ich habe Widerspruch eingelegt, aber der wurde abgelehnt. Jetzt soll ich 812,44 EUR zahlen, die ich nicht habe. Ich habe ein 12 Jahre altes Kind mit Asthma und kann weder umziehen noch im Winter weniger heizen. Die Wohnung ist Altbau und schlecht gedämmt; die Hausverwaltung hat eine Fensterdichtung trotz Meldung nicht repariert. Die Hausverwaltung macht Druck und droht mit Kündigung nach § 543 BGB. Mein Kontostand am 27. Mai 2026 ist 118,32 EUR. Eine Zahlung von 812 EUR ist unmöglich.</w:t>
+        <w:t>Das Jobcenter hat die Heizkosten nicht übernommen. Das ist aus meiner Sicht falsch. Ich habe Widerspruch eingelegt, aber der wurde abgelehnt. Jetzt soll ich 812,44 EUR zahlen, die ich nicht habe. Ich habe ein 12 Jahre altes Kind mit Asthma und kann weder umziehen noch im Winter weniger heizen. Die Wohnung ist Altbau und schlecht gedämmt; die Hausverwaltung hat eine Fensterdichtung trotz Meldung nicht repariert. Die Hausverwaltung macht Druck und droht mit Kündigung nach Paragraf 543 BGB. Mein Kontostand am 27. Mai 2026 ist 118,32 EUR. Eine Zahlung von 812 EUR ist unmöglich.</w:t>
       </w:r>
     </w:p>
     <w:p>
@@ -262,7 +262,7 @@
         <w:pStyle w:val="ListBullet"/>
       </w:pPr>
       <w:r>
-        <w:t>Welche Rechtsgrundlage gilt: § 86b Abs. 1 SGG oder § 86b Abs. 2 SGG?</w:t>
+        <w:t>Welche Rechtsgrundlage gilt: Paragraf 86b Abs. 1 SGG oder Paragraf 86b Abs. 2 SGG?</w:t>
       </w:r>
     </w:p>
     <w:p>
@@ -389,13 +389,100 @@
       </w:r>
     </w:p>
     <w:sectPr>
+      <w:headerReference w:type="default" r:id="rId9"/>
+      <w:footerReference w:type="default" r:id="rId10"/>
       <w:pgSz w:w="11906" w:h="16838"/>
-      <w:pgMar w:top="1417" w:right="1417" w:bottom="1417" w:left="1417" w:header="720" w:footer="720" w:gutter="0"/>
+      <w:pgMar w:top="1417" w:right="1417" w:bottom="1417" w:left="1417" w:header="680" w:footer="567" w:gutter="0"/>
       <w:cols w:space="720"/>
       <w:docGrid w:linePitch="360"/>
     </w:sectPr>
   </w:body>
 </w:document>
+</file>
+
+<file path=word/footer1.xml><?xml version="1.0" encoding="utf-8"?>
+<w:ftr xmlns:m="http://schemas.openxmlformats.org/officeDocument/2006/math" xmlns:mc="http://schemas.openxmlformats.org/markup-compatibility/2006" xmlns:mo="http://schemas.microsoft.com/office/mac/office/2008/main" xmlns:mv="urn:schemas-microsoft-com:mac:vml" xmlns:o="urn:schemas-microsoft-com:office:office" xmlns:r="http://schemas.openxmlformats.org/officeDocument/2006/relationships" xmlns:v="urn:schemas-microsoft-com:vml" xmlns:w10="urn:schemas-microsoft-com:office:word" xmlns:w14="http://schemas.microsoft.com/office/word/2010/wordml" xmlns:w="http://schemas.openxmlformats.org/wordprocessingml/2006/main" xmlns:wne="http://schemas.microsoft.com/office/word/2006/wordml" xmlns:wp14="http://schemas.microsoft.com/office/word/2010/wordprocessingDrawing" xmlns:wp="http://schemas.openxmlformats.org/drawingml/2006/wordprocessingDrawing" xmlns:wpc="http://schemas.microsoft.com/office/word/2010/wordprocessingCanvas" xmlns:wpg="http://schemas.microsoft.com/office/word/2010/wordprocessingGroup" xmlns:wpi="http://schemas.microsoft.com/office/word/2010/wordprocessingInk" xmlns:wps="http://schemas.microsoft.com/office/word/2010/wordprocessingShape" mc:Ignorable="w14 wp14">
+  <w:p>
+    <w:pPr>
+      <w:pStyle w:val="Footer"/>
+      <w:tabs>
+        <w:tab w:pos="9071" w:val="right"/>
+      </w:tabs>
+      <w:jc w:val="left"/>
+    </w:pPr>
+    <w:r>
+      <w:rPr>
+        <w:rFonts w:ascii="Times New Roman" w:hAnsi="Times New Roman"/>
+        <w:color w:val="6B6B66"/>
+        <w:sz w:val="16"/>
+      </w:rPr>
+    </w:r>
+    <w:r>
+      <w:rPr>
+        <w:rFonts w:ascii="Times New Roman" w:hAnsi="Times New Roman"/>
+        <w:color w:val="6B6B66"/>
+        <w:sz w:val="16"/>
+      </w:rPr>
+      <w:t>Sozialgericht Leipzig</w:t>
+    </w:r>
+    <w:r>
+      <w:rPr>
+        <w:rFonts w:ascii="Times New Roman" w:hAnsi="Times New Roman"/>
+        <w:color w:val="6B6B66"/>
+        <w:sz w:val="16"/>
+      </w:rPr>
+      <w:tab/>
+      <w:t xml:space="preserve">Seite </w:t>
+    </w:r>
+    <w:r>
+      <w:rPr>
+        <w:rFonts w:ascii="Times New Roman" w:hAnsi="Times New Roman"/>
+        <w:color w:val="6B6B66"/>
+        <w:sz w:val="16"/>
+      </w:rPr>
+      <w:fldChar w:fldCharType="begin"/>
+      <w:instrText xml:space="preserve"> PAGE </w:instrText>
+      <w:fldChar w:fldCharType="end"/>
+    </w:r>
+  </w:p>
+</w:ftr>
+</file>
+
+<file path=word/header1.xml><?xml version="1.0" encoding="utf-8"?>
+<w:hdr xmlns:m="http://schemas.openxmlformats.org/officeDocument/2006/math" xmlns:mc="http://schemas.openxmlformats.org/markup-compatibility/2006" xmlns:mo="http://schemas.microsoft.com/office/mac/office/2008/main" xmlns:mv="urn:schemas-microsoft-com:mac:vml" xmlns:o="urn:schemas-microsoft-com:office:office" xmlns:r="http://schemas.openxmlformats.org/officeDocument/2006/relationships" xmlns:v="urn:schemas-microsoft-com:vml" xmlns:w10="urn:schemas-microsoft-com:office:word" xmlns:w14="http://schemas.microsoft.com/office/word/2010/wordml" xmlns:w="http://schemas.openxmlformats.org/wordprocessingml/2006/main" xmlns:wne="http://schemas.microsoft.com/office/word/2006/wordml" xmlns:wp14="http://schemas.microsoft.com/office/word/2010/wordprocessingDrawing" xmlns:wp="http://schemas.openxmlformats.org/drawingml/2006/wordprocessingDrawing" xmlns:wpc="http://schemas.microsoft.com/office/word/2010/wordprocessingCanvas" xmlns:wpg="http://schemas.microsoft.com/office/word/2010/wordprocessingGroup" xmlns:wpi="http://schemas.microsoft.com/office/word/2010/wordprocessingInk" xmlns:wps="http://schemas.microsoft.com/office/word/2010/wordprocessingShape" mc:Ignorable="w14 wp14">
+  <w:p>
+    <w:pPr>
+      <w:pStyle w:val="Header"/>
+      <w:jc w:val="left"/>
+    </w:pPr>
+    <w:r/>
+    <w:r>
+      <w:rPr>
+        <w:rFonts w:ascii="Times New Roman" w:hAnsi="Times New Roman"/>
+        <w:b/>
+        <w:color w:val="3B3F45"/>
+        <w:sz w:val="24"/>
+      </w:rPr>
+      <w:t>Sozialgericht Leipzig</w:t>
+    </w:r>
+  </w:p>
+  <w:p>
+    <w:pPr>
+      <w:jc w:val="left"/>
+      <w:pBdr>
+        <w:bottom w:val="single" w:sz="6" w:space="2" w:color="3B3F45"/>
+      </w:pBdr>
+    </w:pPr>
+    <w:r>
+      <w:rPr>
+        <w:rFonts w:ascii="Times New Roman" w:hAnsi="Times New Roman"/>
+        <w:color w:val="6B6B66"/>
+        <w:sz w:val="16"/>
+      </w:rPr>
+      <w:t>Gericht</w:t>
+    </w:r>
+  </w:p>
+</w:hdr>
 </file>
 
 <file path=word/numbering.xml><?xml version="1.0" encoding="utf-8"?>
